--- a/기업/회계·세무/발주서.docx
+++ b/기업/회계·세무/발주서.docx
@@ -4,7 +4,7 @@
   <w:body>
     <w:p>
       <w:pPr>
-        <w:spacing w:after="26" w:before="0" w:line="312" w:lineRule="auto"/>
+        <w:spacing w:after="34" w:before="0" w:line="312" w:lineRule="auto"/>
         <w:jc w:val="center"/>
       </w:pPr>
       <w:r>
@@ -19,7 +19,7 @@
     </w:p>
     <w:p>
       <w:pPr>
-        <w:spacing w:after="66" w:before="0" w:line="312" w:lineRule="auto"/>
+        <w:spacing w:after="85" w:before="0" w:line="312" w:lineRule="auto"/>
         <w:jc w:val="left"/>
         <w:pBdr>
           <w:bottom w:val="single" w:sz="14" w:space="2" w:color="24384F"/>
@@ -51,7 +51,7 @@
       </w:tblGrid>
       <w:tr>
         <w:trPr>
-          <w:trHeight w:val="299" w:hRule="atLeast"/>
+          <w:trHeight w:val="385" w:hRule="atLeast"/>
         </w:trPr>
         <w:tc>
           <w:tcPr>
@@ -221,7 +221,7 @@
       </w:tr>
       <w:tr>
         <w:trPr>
-          <w:trHeight w:val="299" w:hRule="atLeast"/>
+          <w:trHeight w:val="385" w:hRule="atLeast"/>
         </w:trPr>
         <w:tc>
           <w:tcPr>
@@ -392,7 +392,7 @@
     </w:tbl>
     <w:p>
       <w:pPr>
-        <w:spacing w:after="26" w:before="0" w:line="312" w:lineRule="auto"/>
+        <w:spacing w:after="34" w:before="0" w:line="312" w:lineRule="auto"/>
         <w:jc w:val="left"/>
       </w:pPr>
       <w:r>
@@ -405,7 +405,7 @@
     </w:p>
     <w:p>
       <w:pPr>
-        <w:spacing w:after="26" w:before="53" w:line="312" w:lineRule="auto"/>
+        <w:spacing w:after="34" w:before="68" w:line="312" w:lineRule="auto"/>
         <w:jc w:val="left"/>
         <w:pBdr>
           <w:bottom w:val="single" w:sz="6" w:space="2" w:color="C9D2DD"/>
@@ -446,7 +446,7 @@
       </w:tblGrid>
       <w:tr>
         <w:trPr>
-          <w:trHeight w:val="299" w:hRule="atLeast"/>
+          <w:trHeight w:val="385" w:hRule="atLeast"/>
         </w:trPr>
         <w:tc>
           <w:tcPr>
@@ -507,7 +507,7 @@
       </w:tr>
       <w:tr>
         <w:trPr>
-          <w:trHeight w:val="299" w:hRule="atLeast"/>
+          <w:trHeight w:val="385" w:hRule="atLeast"/>
         </w:trPr>
         <w:tc>
           <w:tcPr>
@@ -622,7 +622,7 @@
       </w:tr>
       <w:tr>
         <w:trPr>
-          <w:trHeight w:val="299" w:hRule="atLeast"/>
+          <w:trHeight w:val="385" w:hRule="atLeast"/>
         </w:trPr>
         <w:tc>
           <w:tcPr>
@@ -738,7 +738,7 @@
     </w:tbl>
     <w:p>
       <w:pPr>
-        <w:spacing w:after="26" w:before="0" w:line="312" w:lineRule="auto"/>
+        <w:spacing w:after="34" w:before="0" w:line="312" w:lineRule="auto"/>
         <w:jc w:val="left"/>
       </w:pPr>
       <w:r>
@@ -751,7 +751,7 @@
     </w:p>
     <w:p>
       <w:pPr>
-        <w:spacing w:after="26" w:before="53" w:line="312" w:lineRule="auto"/>
+        <w:spacing w:after="34" w:before="68" w:line="312" w:lineRule="auto"/>
         <w:jc w:val="left"/>
         <w:pBdr>
           <w:bottom w:val="single" w:sz="6" w:space="2" w:color="C9D2DD"/>
@@ -796,7 +796,7 @@
       </w:tblGrid>
       <w:tr>
         <w:trPr>
-          <w:trHeight w:val="299" w:hRule="atLeast"/>
+          <w:trHeight w:val="385" w:hRule="atLeast"/>
         </w:trPr>
         <w:tc>
           <w:tcPr>
@@ -1033,7 +1033,7 @@
       </w:tr>
       <w:tr>
         <w:trPr>
-          <w:trHeight w:val="299" w:hRule="atLeast"/>
+          <w:trHeight w:val="385" w:hRule="atLeast"/>
         </w:trPr>
         <w:tc>
           <w:tcPr>
@@ -1049,7 +1049,7 @@
           <w:p>
             <w:pPr>
               <w:spacing w:after="0" w:line="312" w:lineRule="auto"/>
-              <w:jc w:val="left"/>
+              <w:jc w:val="center"/>
             </w:pPr>
             <w:r/>
             <w:r>
@@ -1075,7 +1075,7 @@
           <w:p>
             <w:pPr>
               <w:spacing w:after="0" w:line="312" w:lineRule="auto"/>
-              <w:jc w:val="left"/>
+              <w:jc w:val="center"/>
             </w:pPr>
             <w:r/>
             <w:r>
@@ -1101,7 +1101,7 @@
           <w:p>
             <w:pPr>
               <w:spacing w:after="0" w:line="312" w:lineRule="auto"/>
-              <w:jc w:val="left"/>
+              <w:jc w:val="center"/>
             </w:pPr>
             <w:r/>
             <w:r>
@@ -1127,7 +1127,7 @@
           <w:p>
             <w:pPr>
               <w:spacing w:after="0" w:line="312" w:lineRule="auto"/>
-              <w:jc w:val="left"/>
+              <w:jc w:val="center"/>
             </w:pPr>
             <w:r/>
             <w:r>
@@ -1153,7 +1153,7 @@
           <w:p>
             <w:pPr>
               <w:spacing w:after="0" w:line="312" w:lineRule="auto"/>
-              <w:jc w:val="left"/>
+              <w:jc w:val="center"/>
             </w:pPr>
             <w:r/>
             <w:r>
@@ -1179,7 +1179,7 @@
           <w:p>
             <w:pPr>
               <w:spacing w:after="0" w:line="312" w:lineRule="auto"/>
-              <w:jc w:val="left"/>
+              <w:jc w:val="center"/>
             </w:pPr>
             <w:r/>
             <w:r>
@@ -1205,7 +1205,7 @@
           <w:p>
             <w:pPr>
               <w:spacing w:after="0" w:line="312" w:lineRule="auto"/>
-              <w:jc w:val="left"/>
+              <w:jc w:val="center"/>
             </w:pPr>
             <w:r/>
             <w:r>
@@ -1231,7 +1231,7 @@
           <w:p>
             <w:pPr>
               <w:spacing w:after="0" w:line="312" w:lineRule="auto"/>
-              <w:jc w:val="left"/>
+              <w:jc w:val="center"/>
             </w:pPr>
             <w:r/>
             <w:r>
@@ -1246,7 +1246,7 @@
       </w:tr>
       <w:tr>
         <w:trPr>
-          <w:trHeight w:val="299" w:hRule="atLeast"/>
+          <w:trHeight w:val="385" w:hRule="atLeast"/>
         </w:trPr>
         <w:tc>
           <w:tcPr>
@@ -1262,7 +1262,7 @@
           <w:p>
             <w:pPr>
               <w:spacing w:after="0" w:line="312" w:lineRule="auto"/>
-              <w:jc w:val="left"/>
+              <w:jc w:val="center"/>
             </w:pPr>
             <w:r/>
             <w:r>
@@ -1288,7 +1288,7 @@
           <w:p>
             <w:pPr>
               <w:spacing w:after="0" w:line="312" w:lineRule="auto"/>
-              <w:jc w:val="left"/>
+              <w:jc w:val="center"/>
             </w:pPr>
             <w:r/>
             <w:r>
@@ -1314,7 +1314,7 @@
           <w:p>
             <w:pPr>
               <w:spacing w:after="0" w:line="312" w:lineRule="auto"/>
-              <w:jc w:val="left"/>
+              <w:jc w:val="center"/>
             </w:pPr>
             <w:r/>
             <w:r>
@@ -1340,7 +1340,7 @@
           <w:p>
             <w:pPr>
               <w:spacing w:after="0" w:line="312" w:lineRule="auto"/>
-              <w:jc w:val="left"/>
+              <w:jc w:val="center"/>
             </w:pPr>
             <w:r/>
             <w:r>
@@ -1366,7 +1366,7 @@
           <w:p>
             <w:pPr>
               <w:spacing w:after="0" w:line="312" w:lineRule="auto"/>
-              <w:jc w:val="left"/>
+              <w:jc w:val="center"/>
             </w:pPr>
             <w:r/>
             <w:r>
@@ -1392,7 +1392,7 @@
           <w:p>
             <w:pPr>
               <w:spacing w:after="0" w:line="312" w:lineRule="auto"/>
-              <w:jc w:val="left"/>
+              <w:jc w:val="center"/>
             </w:pPr>
             <w:r/>
             <w:r>
@@ -1418,7 +1418,7 @@
           <w:p>
             <w:pPr>
               <w:spacing w:after="0" w:line="312" w:lineRule="auto"/>
-              <w:jc w:val="left"/>
+              <w:jc w:val="center"/>
             </w:pPr>
             <w:r/>
             <w:r>
@@ -1444,7 +1444,7 @@
           <w:p>
             <w:pPr>
               <w:spacing w:after="0" w:line="312" w:lineRule="auto"/>
-              <w:jc w:val="left"/>
+              <w:jc w:val="center"/>
             </w:pPr>
             <w:r/>
             <w:r>
@@ -1459,7 +1459,7 @@
       </w:tr>
       <w:tr>
         <w:trPr>
-          <w:trHeight w:val="299" w:hRule="atLeast"/>
+          <w:trHeight w:val="385" w:hRule="atLeast"/>
         </w:trPr>
         <w:tc>
           <w:tcPr>
@@ -1475,7 +1475,7 @@
           <w:p>
             <w:pPr>
               <w:spacing w:after="0" w:line="312" w:lineRule="auto"/>
-              <w:jc w:val="left"/>
+              <w:jc w:val="center"/>
             </w:pPr>
             <w:r/>
             <w:r>
@@ -1501,7 +1501,7 @@
           <w:p>
             <w:pPr>
               <w:spacing w:after="0" w:line="312" w:lineRule="auto"/>
-              <w:jc w:val="left"/>
+              <w:jc w:val="center"/>
             </w:pPr>
             <w:r/>
             <w:r>
@@ -1527,7 +1527,7 @@
           <w:p>
             <w:pPr>
               <w:spacing w:after="0" w:line="312" w:lineRule="auto"/>
-              <w:jc w:val="left"/>
+              <w:jc w:val="center"/>
             </w:pPr>
             <w:r/>
             <w:r>
@@ -1553,7 +1553,7 @@
           <w:p>
             <w:pPr>
               <w:spacing w:after="0" w:line="312" w:lineRule="auto"/>
-              <w:jc w:val="left"/>
+              <w:jc w:val="center"/>
             </w:pPr>
             <w:r/>
             <w:r>
@@ -1579,7 +1579,7 @@
           <w:p>
             <w:pPr>
               <w:spacing w:after="0" w:line="312" w:lineRule="auto"/>
-              <w:jc w:val="left"/>
+              <w:jc w:val="center"/>
             </w:pPr>
             <w:r/>
             <w:r>
@@ -1605,7 +1605,7 @@
           <w:p>
             <w:pPr>
               <w:spacing w:after="0" w:line="312" w:lineRule="auto"/>
-              <w:jc w:val="left"/>
+              <w:jc w:val="center"/>
             </w:pPr>
             <w:r/>
             <w:r>
@@ -1631,7 +1631,7 @@
           <w:p>
             <w:pPr>
               <w:spacing w:after="0" w:line="312" w:lineRule="auto"/>
-              <w:jc w:val="left"/>
+              <w:jc w:val="center"/>
             </w:pPr>
             <w:r/>
             <w:r>
@@ -1657,7 +1657,7 @@
           <w:p>
             <w:pPr>
               <w:spacing w:after="0" w:line="312" w:lineRule="auto"/>
-              <w:jc w:val="left"/>
+              <w:jc w:val="center"/>
             </w:pPr>
             <w:r/>
             <w:r>
@@ -1672,7 +1672,7 @@
       </w:tr>
       <w:tr>
         <w:trPr>
-          <w:trHeight w:val="299" w:hRule="atLeast"/>
+          <w:trHeight w:val="385" w:hRule="atLeast"/>
         </w:trPr>
         <w:tc>
           <w:tcPr>
@@ -1688,7 +1688,7 @@
           <w:p>
             <w:pPr>
               <w:spacing w:after="0" w:line="312" w:lineRule="auto"/>
-              <w:jc w:val="left"/>
+              <w:jc w:val="center"/>
             </w:pPr>
             <w:r/>
             <w:r>
@@ -1714,7 +1714,7 @@
           <w:p>
             <w:pPr>
               <w:spacing w:after="0" w:line="312" w:lineRule="auto"/>
-              <w:jc w:val="left"/>
+              <w:jc w:val="center"/>
             </w:pPr>
             <w:r/>
             <w:r>
@@ -1740,7 +1740,7 @@
           <w:p>
             <w:pPr>
               <w:spacing w:after="0" w:line="312" w:lineRule="auto"/>
-              <w:jc w:val="left"/>
+              <w:jc w:val="center"/>
             </w:pPr>
             <w:r/>
             <w:r>
@@ -1766,7 +1766,7 @@
           <w:p>
             <w:pPr>
               <w:spacing w:after="0" w:line="312" w:lineRule="auto"/>
-              <w:jc w:val="left"/>
+              <w:jc w:val="center"/>
             </w:pPr>
             <w:r/>
             <w:r>
@@ -1792,7 +1792,7 @@
           <w:p>
             <w:pPr>
               <w:spacing w:after="0" w:line="312" w:lineRule="auto"/>
-              <w:jc w:val="left"/>
+              <w:jc w:val="center"/>
             </w:pPr>
             <w:r/>
             <w:r>
@@ -1818,7 +1818,7 @@
           <w:p>
             <w:pPr>
               <w:spacing w:after="0" w:line="312" w:lineRule="auto"/>
-              <w:jc w:val="left"/>
+              <w:jc w:val="center"/>
             </w:pPr>
             <w:r/>
             <w:r>
@@ -1844,7 +1844,7 @@
           <w:p>
             <w:pPr>
               <w:spacing w:after="0" w:line="312" w:lineRule="auto"/>
-              <w:jc w:val="left"/>
+              <w:jc w:val="center"/>
             </w:pPr>
             <w:r/>
             <w:r>
@@ -1870,7 +1870,7 @@
           <w:p>
             <w:pPr>
               <w:spacing w:after="0" w:line="312" w:lineRule="auto"/>
-              <w:jc w:val="left"/>
+              <w:jc w:val="center"/>
             </w:pPr>
             <w:r/>
             <w:r>
@@ -1886,7 +1886,7 @@
     </w:tbl>
     <w:p>
       <w:pPr>
-        <w:spacing w:after="26" w:before="0" w:line="312" w:lineRule="auto"/>
+        <w:spacing w:after="34" w:before="0" w:line="312" w:lineRule="auto"/>
         <w:jc w:val="left"/>
       </w:pPr>
       <w:r>
@@ -1913,7 +1913,7 @@
       </w:tblGrid>
       <w:tr>
         <w:trPr>
-          <w:trHeight w:val="299" w:hRule="atLeast"/>
+          <w:trHeight w:val="385" w:hRule="atLeast"/>
         </w:trPr>
         <w:tc>
           <w:tcPr>
@@ -2028,7 +2028,7 @@
       </w:tr>
       <w:tr>
         <w:trPr>
-          <w:trHeight w:val="299" w:hRule="atLeast"/>
+          <w:trHeight w:val="385" w:hRule="atLeast"/>
         </w:trPr>
         <w:tc>
           <w:tcPr>
@@ -2144,7 +2144,7 @@
     </w:tbl>
     <w:p>
       <w:pPr>
-        <w:spacing w:after="26" w:before="0" w:line="312" w:lineRule="auto"/>
+        <w:spacing w:after="34" w:before="0" w:line="312" w:lineRule="auto"/>
         <w:jc w:val="left"/>
       </w:pPr>
       <w:r>
@@ -2157,7 +2157,7 @@
     </w:p>
     <w:p>
       <w:pPr>
-        <w:spacing w:after="26" w:before="53" w:line="312" w:lineRule="auto"/>
+        <w:spacing w:after="34" w:before="68" w:line="312" w:lineRule="auto"/>
         <w:jc w:val="left"/>
         <w:pBdr>
           <w:bottom w:val="single" w:sz="6" w:space="2" w:color="C9D2DD"/>
@@ -2198,7 +2198,7 @@
       </w:tblGrid>
       <w:tr>
         <w:trPr>
-          <w:trHeight w:val="299" w:hRule="atLeast"/>
+          <w:trHeight w:val="385" w:hRule="atLeast"/>
         </w:trPr>
         <w:tc>
           <w:tcPr>
@@ -2313,7 +2313,7 @@
       </w:tr>
       <w:tr>
         <w:trPr>
-          <w:trHeight w:val="299" w:hRule="atLeast"/>
+          <w:trHeight w:val="385" w:hRule="atLeast"/>
         </w:trPr>
         <w:tc>
           <w:tcPr>
@@ -2428,7 +2428,7 @@
       </w:tr>
       <w:tr>
         <w:trPr>
-          <w:trHeight w:val="299" w:hRule="atLeast"/>
+          <w:trHeight w:val="385" w:hRule="atLeast"/>
         </w:trPr>
         <w:tc>
           <w:tcPr>
@@ -2544,7 +2544,7 @@
     </w:tbl>
     <w:p>
       <w:pPr>
-        <w:spacing w:after="26" w:before="0" w:line="312" w:lineRule="auto"/>
+        <w:spacing w:after="34" w:before="0" w:line="312" w:lineRule="auto"/>
         <w:jc w:val="left"/>
       </w:pPr>
       <w:r>
@@ -2557,7 +2557,7 @@
     </w:p>
     <w:p>
       <w:pPr>
-        <w:spacing w:after="26" w:before="0" w:line="312" w:lineRule="auto"/>
+        <w:spacing w:after="34" w:before="0" w:line="312" w:lineRule="auto"/>
         <w:jc w:val="left"/>
       </w:pPr>
       <w:r>
@@ -2583,7 +2583,7 @@
       </w:tblGrid>
       <w:tr>
         <w:trPr>
-          <w:trHeight w:val="449" w:hRule="atLeast"/>
+          <w:trHeight w:val="578" w:hRule="atLeast"/>
         </w:trPr>
         <w:tc>
           <w:tcPr>
@@ -2606,7 +2606,7 @@
               <w:rPr>
                 <w:rFonts w:ascii="Malgun Gothic" w:hAnsi="Malgun Gothic" w:eastAsia="Malgun Gothic" w:cs="Malgun Gothic"/>
                 <w:b w:val="0"/>
-                <w:sz w:val="20"/>
+                <w:sz w:val="19"/>
               </w:rPr>
             </w:r>
           </w:p>
@@ -2615,7 +2615,7 @@
     </w:tbl>
     <w:p>
       <w:pPr>
-        <w:spacing w:after="26" w:before="0" w:line="312" w:lineRule="auto"/>
+        <w:spacing w:after="34" w:before="0" w:line="312" w:lineRule="auto"/>
         <w:jc w:val="left"/>
       </w:pPr>
       <w:r>
@@ -2628,7 +2628,7 @@
     </w:p>
     <w:p>
       <w:pPr>
-        <w:spacing w:after="26" w:before="53" w:line="312" w:lineRule="auto"/>
+        <w:spacing w:after="34" w:before="68" w:line="312" w:lineRule="auto"/>
         <w:jc w:val="left"/>
         <w:pBdr>
           <w:bottom w:val="single" w:sz="6" w:space="2" w:color="C9D2DD"/>
@@ -2669,7 +2669,7 @@
       </w:tblGrid>
       <w:tr>
         <w:trPr>
-          <w:trHeight w:val="748" w:hRule="atLeast"/>
+          <w:trHeight w:val="963" w:hRule="atLeast"/>
         </w:trPr>
         <w:tc>
           <w:tcPr>
@@ -2782,7 +2782,7 @@
       </w:tr>
       <w:tr>
         <w:trPr>
-          <w:trHeight w:val="748" w:hRule="atLeast"/>
+          <w:trHeight w:val="963" w:hRule="atLeast"/>
         </w:trPr>
         <w:tc>
           <w:tcPr>
@@ -2896,7 +2896,7 @@
     </w:tbl>
     <w:p>
       <w:pPr>
-        <w:spacing w:after="26" w:before="0" w:line="312" w:lineRule="auto"/>
+        <w:spacing w:after="34" w:before="0" w:line="312" w:lineRule="auto"/>
         <w:jc w:val="left"/>
       </w:pPr>
       <w:r>
@@ -2909,7 +2909,7 @@
     </w:p>
     <w:p>
       <w:pPr>
-        <w:spacing w:after="0" w:before="40" w:line="312" w:lineRule="auto"/>
+        <w:spacing w:after="0" w:before="51" w:line="312" w:lineRule="auto"/>
         <w:jc w:val="left"/>
       </w:pPr>
       <w:r>
